--- a/sample_reports/literature_verification_report.docx
+++ b/sample_reports/literature_verification_report.docx
@@ -30,7 +30,7 @@
           <w:color w:val="555555"/>
           <w:sz w:val="24"/>
         </w:rPr>
-        <w:t>Generated on June 06, 2026 at 18:07 UTC</w:t>
+        <w:t>Generated on August 11, 2026 at 22:35 UTC</w:t>
       </w:r>
     </w:p>
     <w:p>

--- a/sample_reports/literature_verification_report.docx
+++ b/sample_reports/literature_verification_report.docx
@@ -30,7 +30,7 @@
           <w:color w:val="555555"/>
           <w:sz w:val="24"/>
         </w:rPr>
-        <w:t>Generated on August 11, 2026 at 22:35 UTC</w:t>
+        <w:t>Generated on August 12, 2026 at 10:17 UTC</w:t>
       </w:r>
     </w:p>
     <w:p>

--- a/sample_reports/literature_verification_report.docx
+++ b/sample_reports/literature_verification_report.docx
@@ -30,7 +30,7 @@
           <w:color w:val="555555"/>
           <w:sz w:val="24"/>
         </w:rPr>
-        <w:t>Generated on June 06, 2026 at 18:07 UTC</w:t>
+        <w:t>Generated on August 13, 2026 at 14:56 UTC</w:t>
       </w:r>
     </w:p>
     <w:p>

--- a/sample_reports/literature_verification_report.docx
+++ b/sample_reports/literature_verification_report.docx
@@ -30,7 +30,7 @@
           <w:color w:val="555555"/>
           <w:sz w:val="24"/>
         </w:rPr>
-        <w:t>Generated on August 12, 2026 at 10:17 UTC</w:t>
+        <w:t>Generated on August 13, 2026 at 23:56 UTC</w:t>
       </w:r>
     </w:p>
     <w:p>
